--- a/CMA_B1_Ch05_Handouts.docx
+++ b/CMA_B1_Ch05_Handouts.docx
@@ -14,7 +14,7 @@
           <w:sz w:val="40"/>
           <w:szCs w:val="40"/>
         </w:rPr>
-        <w:t xml:space="preserve">Handout 5.1 · The tables and figures</w:t>
+        <w:t xml:space="preserve">Handout 5.1 · Statement of Cash Flows: the figures and the schedules</w:t>
       </w:r>
     </w:p>
     <w:p>
@@ -4704,7 +4704,7 @@
           <w:sz w:val="40"/>
           <w:szCs w:val="40"/>
         </w:rPr>
-        <w:t xml:space="preserve">Handout 5.2 · The practice set</w:t>
+        <w:t xml:space="preserve">Handout 5.2 · Statement of Cash Flows: exam practice</w:t>
       </w:r>
     </w:p>
     <w:p>
@@ -10974,7 +10974,7 @@
               <w:sz w:val="16"/>
               <w:szCs w:val="16"/>
             </w:rPr>
-            <w:t xml:space="preserve">Handout 5.1 · The tables and figures</w:t>
+            <w:t xml:space="preserve">Handout 5.1 · Statement of Cash Flows: the figures and the schedules</w:t>
           </w:r>
         </w:p>
       </w:tc>
@@ -11065,7 +11065,7 @@
               <w:sz w:val="16"/>
               <w:szCs w:val="16"/>
             </w:rPr>
-            <w:t xml:space="preserve">Handout 5.2 · The practice set</w:t>
+            <w:t xml:space="preserve">Handout 5.2 · Statement of Cash Flows: exam practice</w:t>
           </w:r>
         </w:p>
       </w:tc>
